--- a/content/topic-10-repair-to-maintain/kepu-10.5-commitment/copy.docx
+++ b/content/topic-10-repair-to-maintain/kepu-10.5-commitment/copy.docx
@@ -25,7 +25,7 @@
         <w:pStyle w:val="MdParagraph"/>
       </w:pPr>
       <w:r>
-        <w:t xml:space="preserve">在追求美麗與健康的旅程中，我們常常被各種快速見效的產品或方法所吸引。然而，真正的轉變與維持，往往來自於一份對身體的「長期承諾」與「穩定性」的堅持。這不僅僅是關於外在的容顏，更是關於內在的平衡與整體的健康。本文將深入探討這份承諾的深層意義，以及為何長期穩定的呵護，才是通往持久美麗與健康的關鍵。</w:t>
+        <w:t>回想一下，購物車裡上一瓶「快速見效」的產品，用了多久就被換掉？真正的轉變與維持，很少來自這類承諾，而是來自一份對身體「長期」與「穩定」的堅持。這不只關乎外在的容顏，更關乎內在的平衡與整體健康。本文將深入探討這份承諾的深層意義，以及為何長期穩定的呵護，才是通往持久美麗與健康的關鍵。</w:t>
       </w:r>
     </w:p>
     <w:p>
